--- a/example_articles/countries/United States/1.countries_United States_New_York_Times.docx
+++ b/example_articles/countries/United States/1.countries_United States_New_York_Times.docx
@@ -27,17 +27,17 @@
     </w:p>
     <w:p>
       <w:r>
-        <w:t>Source File: NYT/29.DOCX</w:t>
+        <w:t>Source file: NYT/29.DOCX</w:t>
       </w:r>
     </w:p>
     <w:p>
       <w:r>
-        <w:t>Raw locations result: ['New York']</w:t>
+        <w:t>Raw locations result, 'locations': ['New York']</w:t>
       </w:r>
     </w:p>
     <w:p>
       <w:r>
-        <w:t>countries_stand_flat (Standardized): United States</w:t>
+        <w:t>Standardized locations result, 'countries_stand_flat': United States</w:t>
       </w:r>
     </w:p>
     <w:p>

--- a/example_articles/countries/United States/1.countries_United States_New_York_Times.docx
+++ b/example_articles/countries/United States/1.countries_United States_New_York_Times.docx
@@ -7,7 +7,9 @@
         <w:pStyle w:val="Heading1"/>
       </w:pPr>
       <w:r>
-        <w:t>The Myth of Classnessness</w:t>
+        <w:t>THE 1990 CAMPAIGN;</w:t>
+        <w:br/>
+        <w:t>Hawaii Race Tests Democratic Hold - Correction Appended</w:t>
       </w:r>
     </w:p>
     <w:p>
@@ -17,22 +19,22 @@
     </w:p>
     <w:p>
       <w:r>
-        <w:t>Date: 1990-10-10</w:t>
+        <w:t>Date: 1990-11-23</w:t>
       </w:r>
     </w:p>
     <w:p>
       <w:r>
-        <w:t>Section: Section A; Page 23, Column 1; Editorial Desk; Op-Ed</w:t>
+        <w:t>Section: Section D;; Section D; Page 22; Column 1; National Desk; Column 1;</w:t>
       </w:r>
     </w:p>
     <w:p>
       <w:r>
-        <w:t>Source file: NYT/29.DOCX</w:t>
+        <w:t>Source file: NYT/50.DOCX</w:t>
       </w:r>
     </w:p>
     <w:p>
       <w:r>
-        <w:t>Raw locations result, 'locations': ['New York']</w:t>
+        <w:t>Raw locations result, 'locations': ['Hawaii']</w:t>
       </w:r>
     </w:p>
     <w:p>
@@ -49,37 +51,112 @@
     </w:p>
     <w:p>
       <w:r>
-        <w:t>This country is in shackles, its thought, character and public policy locked in distortion and lies. The deceit stands at the root of Federal and state budgetary chaos and corrodes every aspect of national life. It causes the chief executive to expatiate on the defense of ''our life style'' - our life style - as though the way of life of the privileged were universal. And that obliviousness is but a minor symptom of a vast, country-wide self- deception.</w:t>
+        <w:t>Two former schoolteachers are in a tight but polite race to represent Hawaii in the United States Senate, and the results may teach something of a lesson about the future of the politically remote and inbred but fast-changing island state.</w:t>
         <w:br/>
-        <w:t>Several hallowed concepts - independence, individualism, choice -are woven into the web of illusion and self-deception. But presiding over the whole is the icon of classlessness.</w:t>
+        <w:t>From the lush rain forests of the Big Island of Hawaii to the ranches of Niihau 350 miles west across the South Pacific, the biggest political question of the year is whether Representative Patricia Saiki, a popular moderate Republican from Honolulu, can break years of Democratic control of Hawaii politics and beat an equally popular Democrat, Senator Daniel K. Akaka, a Congressman appointed to the Senate last spring when Senator Spark M. Matsunaga died.</w:t>
         <w:br/>
-        <w:t>George Bush asserts that class is ''for European democracies or something else - it isn't for the United States of America. We are not going to be divided by class.'' The forces behind this icon of classlessness range from the media to the national experience of public education.</w:t>
+        <w:t>A victory for Ms. Saiki, the only Republican ever elected to the House of Representatives from Hawaii, would underscore the growing political influence of Caucasians, many of them retirees who have migrated from the mainland, who now account for a third of the Hawaii vote. Ms. Saiki offers a lively brand of compassionate Republicanism that appeals to them. And, as a Japanese-American woman, she has also made deep inroads into the traditionally Democratic "A.J.A.," local shorthand for Americans of Japanese ancestry, about 30 percent of the vote, and women.</w:t>
         <w:br/>
-        <w:t>The myth of classlessness has a history, of course. Caught up in that history, the Framers of the Constitution refused to impose land and property qualifications for Federal office; and 8 out of 10 Americans, in the Depression, claimed to be middle class. In our time, the myth not only lives deep in people's our nerves, but exerts an ever more destructive influence on public policy.</w:t>
+        <w:t xml:space="preserve"> </w:t>
         <w:br/>
-        <w:t>The myth is in tens of thousands of hours of sitcoms watched by tens of millions, young and old. On ''The Cosby Show,'' black Princeton grads win admission to the law and medical schools of their choice - then chuck it all, preferring to start at the bottom as busboys and waitresses.</w:t>
+        <w:t>'Very Close Race'</w:t>
         <w:br/>
-        <w:t>On ''Designing Women,'' elegant, expensively coiffed Southern businesswomen talk for a second or two with striking curtain factory employees and at once become partisans of the strike: ''We are all labor!'' the ladies cry. In the Harvard alumni magazine, a recent graduate genially avers that ''we're all working class.''</w:t>
+        <w:t xml:space="preserve"> But Senator Akaka is no pushover, with his deep roots in the Democratic machine that has long dominated Hawaii politics and with his strong backing from labor unions and native Hawaiians. His strongholds include the non-urban parts of Oahu, the island that includes Honolulu, and all the rest of the state, the so-called Neighbor Islands of Maui, Kauai, Molokai, Lanai and Hawaii.</w:t>
         <w:br/>
-        <w:t>And the myth directly affects the distribution of privileges, bounties and hazards in every sector of life.</w:t>
+        <w:t>Until recently, Ms. Saiki appeared to be headed for victory, but the budget turmoil in Washington seems to have hurt her along with many other Republicans. "It's a very close race," said D. G. (Andy) Anderson, chairman of the Republican Party of Hawaii. "We were riding high two weeks ago with an eight-point lead. That got eroded with the nonsense in Washington, and we fell back to a dead heat. About a week ago, we began to move up again."</w:t>
         <w:br/>
-        <w:t>Every year, a Federal housing donation of close to $40 billion is awarded to millions earning more than $50,000 annually. The donation takes the form of tax abatements, such as the mortgage interest and property tax exemptions, and the capital gains deferral on housing sales.</w:t>
+        <w:t>The latest public opinion poll, taken early last week for KGMB-TV News in Honolulu, put the race at 45 percent for Ms. Saiki, 43 percent for Mr. Akaka. The poll, of 1,200 voters, had a margin of sampling error of three percentage points.</w:t>
         <w:br/>
-        <w:t>The handout to these $50,000-plus neediest comes at a time when the fair market price of rental housing in all 50 states exceeds the means of families in which two wage-earners work full time for the minimum wage, and when New York City alone has 170,000 families on the waiting list for public housing. Only the faith that America is a classless society prevents this charity to the propertied from being recognized for what it is: an indefensible class ripoff.</w:t>
+        <w:t>Two-thirds of the 11 percent undecided were either Caucasian or A.J.A., which was widely taken as good news for the Republican, who was also hoping for a boost from President Bush's visit to Honolulu last weekend.</w:t>
         <w:br/>
-        <w:t>And the myth of classlessness figures in corporate decisions that strip the workforce of its dignity and skills by killing off one industry after another, from steel to semiconductors. The assumption is that workers aren't shaped by their skills; when quality jobs disappear, workers can just do - and be - something else.</w:t>
+        <w:t xml:space="preserve"> </w:t>
         <w:br/>
-        <w:t>Classlessness functions as the ultimate unspoken excuse for a range of inequities stretching from regressive Social Security taxes to pauperization requirements for care for the disabled, from Attorney General Dick Thornburgh's rejection of guidelines mandating prison terms for white collar criminals to the denial of proper medical care to heart disease patients lacking private insurance and wholly dependent on Medicare.</w:t>
+        <w:t>Candidates Were Away</w:t>
         <w:br/>
-        <w:t>The Vietnam ''draft,'' the upper income ''bubble,'' tracking in the public schools, ''vocational'' education - all these episodes of state-administered injustice reflect the influence of the myth of classlessness.</w:t>
+        <w:t xml:space="preserve"> "There are great demographic changes in Hawaii," said Senator Akaka's campaign manager, Kam Kuwata. "We cannot assume how the new voters will go. The A.J.A. has been the base of the Democratic vote. Both campaigns are figuring out how to get to those voters. The election comes down to a call to arms for Democrats."</w:t>
         <w:br/>
-        <w:t>And always that influence is masked, obscured, downplayed. Work-related accidents and illnesses kill 70,000 a year - but those people are nearly invisible. ''Most occupational risks are blue collar,'' says Peter Sandman, director of the Environmental Communication Research Program at Rutgers, ''If most risks were professional level they'd get more [media] coverage.''</w:t>
+        <w:t>For all the interest in the race, it has been run largely without either of the candidates. Stuck 6,000 miles away in Washington to fight the budget wars, both finally returned to the state last weekend and began barnstorming.</w:t>
         <w:br/>
-        <w:t>Gov. James Florio dared to present a fresh, pertinent vision of New Jersey - a vision of a state prepared to acknowledge the realities of our class system and committed to broadening educational opportunity and narrowing the gulf separating rich and poor. The protest against his program is strongest in the richest suburbs, but it has significant working class backing. How could it be otherwise, given the huge resources that have been poured into the campaign to persuade us that we're all one, that each has access to all, that serious inequities simply don't exist?</w:t>
+        <w:t>Issues aside, the race is so close that the outcome will probably turn on whether the Democratic grass-roots operation can turn out its vote, said Jack M. Seigle, a veteran political strategist who is helping Governor John Waihee 3d, a Democrat, in his re-election campaign.</w:t>
         <w:br/>
-        <w:t>An immense weight of subsidized opinion has gathered on the side of social untruth, and the means available to those who try to contend against the untruth are fragile. Social wrong is accepted because substantive, as opposed to sitcom, knowledge about class has been habitually suppressed, and the key mode of suppression remains the promotion of the idea of classlessness.</w:t>
+        <w:t>"Unlike other Republicans, she does cut into the Democratic establishment," said Mr. Seigle, who nonetheless gives the race to Mr. Akaka "by a whisker."</w:t>
         <w:br/>
-        <w:t>We shall not shake the monster in our midst until we take serious account of the idea of difference - differences between, for one more example, youngsters for whom opportunity means college and youngsters for whom opportunity can only mean the Army. The task is nothing less than that of laying bare the links between the perpetuation of the myth of social sameness and the perpetuation of social wrong. We have all too little time in which to get on with it.</w:t>
+        <w:t xml:space="preserve"> </w:t>
+        <w:br/>
+        <w:t>Addressing Island Bombing</w:t>
+        <w:br/>
+        <w:t xml:space="preserve"> Both candidates agree on most of the gut Hawaiian issues, like ending the military bombing of the tiny volcanic island of Kahoolawe, off Maui. For years now, the Marines and even the Japanese and Australian air forces have used the uninhabited tropical island for target practice, regularly shattering nerves in Maui, less than five miles across the choppy Alalakeiki Channel, and providing Hawaii politicians with a sure-fire issue.</w:t>
+        <w:br/>
+        <w:t>Senator Akaka scored first about three weeks ago by writing into the military appropriations bill a measure that would return Kahoolawe to state control and establish a commission to oversee cleaning it up. The island and nearby waters are studded with unexploded bombs and missiles.</w:t>
+        <w:br/>
+        <w:t>Soon after, Ms. Saiki got a quick boost from President Bush, who ordered an immediate halt to the bombing and promised to set up a commission to study the island's eventual fate.</w:t>
+        <w:br/>
+        <w:t>The female vote, meanwhile, is uncertain. In an unusual split, the national office of the National Organization for Women endorsed Ms. Saiki, but the local Hawaii chapter endorsed Mr. Akaka.</w:t>
+        <w:br/>
+        <w:t>In her final television commercials and appearances, Ms. Saiki has tried to differentiate herself from Senator Akaka by stressing that she voted against the recent budget and tax legislation."My recent no vote on the tax bill has been a point of great interest among my constituents," she said in a telephone interview from her car while racing to Honolulu airport to catch a plane to Hilo Wednesday morning.</w:t>
+        <w:br/>
+        <w:t>"They feel very resentful about having their taxes increased," she said. "Our cost of living is 30 percent higher than the rest of the nation. People on fixed income feel the pinch." As the only Republican from Hawaii in Congress, she also stresses her "access" to the Republican Administration.</w:t>
+        <w:br/>
+        <w:t xml:space="preserve"> </w:t>
+        <w:br/>
+        <w:t>Emphasizing Ties to Liberals</w:t>
+        <w:br/>
+        <w:t xml:space="preserve"> For his part, Senator Akaka has been stressing his ties to the liberal Democratic establishment and support for working-class values.By voting for the budget bill, Mr. Akaka says, he was doing his job, biting the bullet and making the hard decisions needed to cut the deficit by increasing the tax burden on wealthier people.</w:t>
+        <w:br/>
+        <w:t>On campaign stops, he has criticized Ms. Saiki, saying she was putting off reckoning with that problem. Although Mr. Akaka could not be reached for comment, Mr. Kuwata, his campaign manager, said, "Saiki has not offered any program on how she would reduce the budget deficit."</w:t>
+        <w:br/>
+        <w:t>Ms. Saiki is strongest in urban Honolulu, and so is spending most of the remainder of the campaign touring the Neighbor Islands, the district Mr. Akaka used to represent in the House. Mr. Akaka is spending the bulk of his time in Hololulu, his weak spot.</w:t>
+        <w:br/>
+        <w:t>The Republican had far more cash on hand, $379,000, compared with Mr. Akaka's $166,000, as of Oct. 21. So the question is whether that cash can overcome the traditional deep-rooted pull of the Democratic Party on the voters of Hawaii and put a Republican in the Senate.</w:t>
+        <w:br/>
+        <w:t xml:space="preserve"> </w:t>
+        <w:br/>
+        <w:t>THE 1990 CAMPAIGN</w:t>
+        <w:br/>
+        <w:t xml:space="preserve"> </w:t>
+        <w:br/>
+        <w:t>Hawaii</w:t>
+        <w:br/>
+        <w:t xml:space="preserve"> </w:t>
+        <w:br/>
+        <w:t>SENATE RACE</w:t>
+        <w:br/>
+        <w:t xml:space="preserve"> </w:t>
+        <w:br/>
+        <w:t>Democrate: Daniel K. Akaka, 56</w:t>
+        <w:br/>
+        <w:t>Republican: Patricia Saiki, 60</w:t>
+        <w:br/>
+        <w:t xml:space="preserve"> </w:t>
+        <w:br/>
+        <w:t>ANALYSIS</w:t>
+        <w:br/>
+        <w:t xml:space="preserve"> </w:t>
+        <w:br/>
+        <w:t>Republicans have a good chance to elect one of their own in heavily Democratic Hawaii. Ms. Saiki, a moderate Republican appealing to Caucasian newcomers and the Japanese-American population, is running neck and neck with Mr. Akaka, a long-time Congressman with ties to the traditional democratic and union political apparatus. Some see this as a battle between the old and the new Hawaii.</w:t>
+        <w:br/>
+        <w:t xml:space="preserve"> </w:t>
+        <w:br/>
+        <w:t>REGISTERED VOTERS</w:t>
+        <w:br/>
+        <w:t xml:space="preserve"> </w:t>
+        <w:br/>
+        <w:t>Total voters: 453,389 (Hawaii does not register by party).</w:t>
+        <w:br/>
+        <w:t xml:space="preserve"> </w:t>
+        <w:br/>
+        <w:t>LATEST POLL RESULTS</w:t>
+        <w:br/>
+        <w:t xml:space="preserve"> </w:t>
+        <w:br/>
+        <w:t>A survey of 1,200 voters taken for KGMB-TV News put Ms. Saiki ahead, 45 percent to 43 percent for Mr. Akaka. The margin of error was plus or minus three percentage points.</w:t>
+        <w:br/>
+        <w:t>Correction</w:t>
+        <w:br/>
+        <w:br/>
+        <w:t>An article on Nov. 1 about the Senate campaign in Hawaii gave incomplete credit for a public opinion poll. The poll was sponsored by KGMB-TV and The Honolulu Star-Bulletin.</w:t>
+        <w:br/>
+        <w:t>Correction-Date: November 23, 1990, Thursday, Late Edition - Final</w:t>
         <w:br/>
         <w:br/>
         <w:t>Graphic</w:t>
@@ -87,7 +164,7 @@
         <w:br/>
         <w:t xml:space="preserve"> </w:t>
         <w:br/>
-        <w:t>Drawing</w:t>
+        <w:t>Photos: Representative Patricia Saiki, a Republican candidate for Senate in Hawaii, campaigning in Honolulu.; Senator Daniel K. Akaka, Democratic incumbent, speaking to supporters at his Honolulu campaign headquarters after a trip to Washington. (Photographs by Associated Press for The New York Times)</w:t>
       </w:r>
     </w:p>
     <w:sectPr>

--- a/example_articles/countries/United States/1.countries_United States_New_York_Times.docx
+++ b/example_articles/countries/United States/1.countries_United States_New_York_Times.docx
@@ -7,9 +7,7 @@
         <w:pStyle w:val="Heading1"/>
       </w:pPr>
       <w:r>
-        <w:t>THE 1990 CAMPAIGN;</w:t>
-        <w:br/>
-        <w:t>Hawaii Race Tests Democratic Hold - Correction Appended</w:t>
+        <w:t>Increasing Rate Of Foreclosures Upsets Atlanta</w:t>
       </w:r>
     </w:p>
     <w:p>
@@ -19,22 +17,22 @@
     </w:p>
     <w:p>
       <w:r>
-        <w:t>Date: 1990-11-23</w:t>
+        <w:t>Date: 2007-07-09</w:t>
       </w:r>
     </w:p>
     <w:p>
       <w:r>
-        <w:t>Section: Section D;; Section D; Page 22; Column 1; National Desk; Column 1;</w:t>
+        <w:t>Section: Section A; Column 0; Business/Financial Desk; Pg. 1</w:t>
       </w:r>
     </w:p>
     <w:p>
       <w:r>
-        <w:t>Source file: NYT/50.DOCX</w:t>
+        <w:t>Source file: NYT/46.DOCX</w:t>
       </w:r>
     </w:p>
     <w:p>
       <w:r>
-        <w:t>Raw locations result, 'locations': ['Hawaii']</w:t>
+        <w:t>Raw locations result, 'locations': ['Georgia']</w:t>
       </w:r>
     </w:p>
     <w:p>
@@ -51,112 +49,74 @@
     </w:p>
     <w:p>
       <w:r>
-        <w:t>Two former schoolteachers are in a tight but polite race to represent Hawaii in the United States Senate, and the results may teach something of a lesson about the future of the politically remote and inbred but fast-changing island state.</w:t>
+        <w:t>Despite a vibrant local economy, Atlanta homeowners are falling behind on mortgage payments and losing their homes at one of the highest rates in the nation, offering a troubling glimpse of what experts fear may be in store for other parts of the country.</w:t>
         <w:br/>
-        <w:t>From the lush rain forests of the Big Island of Hawaii to the ranches of Niihau 350 miles west across the South Pacific, the biggest political question of the year is whether Representative Patricia Saiki, a popular moderate Republican from Honolulu, can break years of Democratic control of Hawaii politics and beat an equally popular Democrat, Senator Daniel K. Akaka, a Congressman appointed to the Senate last spring when Senator Spark M. Matsunaga died.</w:t>
+        <w:t xml:space="preserve">  The real estate slump here and elsewhere is likely to worsen, given that most of the adjustable rate mortgages written in the last three years will be reset with higher interest rates, said Christopher F. Thornberg, an economist with Beacon Economics in Los Angeles. As a result, borrowers of an estimated $800 billion in loans will be forced in the next 12 months to 18 months to make bigger monthly payments, refinance or sell their homes.</w:t>
         <w:br/>
-        <w:t>A victory for Ms. Saiki, the only Republican ever elected to the House of Representatives from Hawaii, would underscore the growing political influence of Caucasians, many of them retirees who have migrated from the mainland, who now account for a third of the Hawaii vote. Ms. Saiki offers a lively brand of compassionate Republicanism that appeals to them. And, as a Japanese-American woman, she has also made deep inroads into the traditionally Democratic "A.J.A.," local shorthand for Americans of Japanese ancestry, about 30 percent of the vote, and women.</w:t>
+        <w:t xml:space="preserve">  A big reason the fallout is occurring faster here is a Georgia law that permits lenders to foreclose on properties more quickly than in other states. The problems include not just people losing their homes, but also sharp declines in property values, particularly in lower-income and working-class neighborhoods.</w:t>
         <w:br/>
-        <w:t xml:space="preserve"> </w:t>
+        <w:t xml:space="preserve">  For example, a three-bedroom house near Turner Field, where the Atlanta Braves baseball team plays, fetched a high bid late last month of $134,000 at an auction by the bank that took possession of it. Almost three years ago, the new home was bought for $330,000.</w:t>
         <w:br/>
-        <w:t>'Very Close Race'</w:t>
+        <w:t xml:space="preserve">  While the surge in foreclosures in other big cities like Cleveland, New Orleans and Detroit can be attributed to local economic challenges, Atlanta more closely reflects the nation. Its unemployment rate, 4.9 percent in May, is low and close to the national average of 4.5 percent. And businesses here are adding jobs, albeit at a slower pace than they were last year.</w:t>
         <w:br/>
-        <w:t xml:space="preserve"> But Senator Akaka is no pushover, with his deep roots in the Democratic machine that has long dominated Hawaii politics and with his strong backing from labor unions and native Hawaiians. His strongholds include the non-urban parts of Oahu, the island that includes Honolulu, and all the rest of the state, the so-called Neighbor Islands of Maui, Kauai, Molokai, Lanai and Hawaii.</w:t>
+        <w:t xml:space="preserve">  Like others across the country, homeowners here took out aggressive mortgages in the last few years when interest rates were low and housing prices were soaring. Now many are falling behind -- some have lost jobs or experienced other financial difficulties, but many others are not able to refinance because their homes are worth less than they paid for them and their credit is now too weak for them to qualify for another loan.</w:t>
         <w:br/>
-        <w:t>Until recently, Ms. Saiki appeared to be headed for victory, but the budget turmoil in Washington seems to have hurt her along with many other Republicans. "It's a very close race," said D. G. (Andy) Anderson, chairman of the Republican Party of Hawaii. "We were riding high two weeks ago with an eight-point lead. That got eroded with the nonsense in Washington, and we fell back to a dead heat. About a week ago, we began to move up again."</w:t>
+        <w:t xml:space="preserve">  So far, the pain has been limited to those on the financial margins, but as more loans are reset to higher rates and home prices continue to slide, more homeowners will be unable to meet rising payments or to refinance. ''This is a process that is starting low and will go high,'' said Mr. Thornberg, the  economist in Los Angeles.</w:t>
         <w:br/>
-        <w:t>The latest public opinion poll, taken early last week for KGMB-TV News in Honolulu, put the race at 45 percent for Ms. Saiki, 43 percent for Mr. Akaka. The poll, of 1,200 voters, had a margin of sampling error of three percentage points.</w:t>
+        <w:t xml:space="preserve">  Atlanta also serves as a microcosm for some broader national trends: wages have been stagnant for much of this decade, homeowners have taken on record amounts of debt, and mortgage fraud has been on the rise.</w:t>
         <w:br/>
-        <w:t>Two-thirds of the 11 percent undecided were either Caucasian or A.J.A., which was widely taken as good news for the Republican, who was also hoping for a boost from President Bush's visit to Honolulu last weekend.</w:t>
+        <w:t xml:space="preserve">  ''We are a very affordable place,'' said Mike Alexander, the chief of research at the Atlanta Regional Commission, an organization that serves local governments. ''But our incomes are very low, and if anything went wrong, it would be very hard for people to maintain their homes.''</w:t>
         <w:br/>
-        <w:t xml:space="preserve"> </w:t>
+        <w:t xml:space="preserve">  An estimated 2.7 percent of all housing units in the region were in foreclosure at the end of last year, up from 1.1 percent in 2000, according to an analysis by the commission. Nationally, less than 1 percent of all housing units were in foreclosure, according to data from the Mortgage Bankers Association and the Census Bureau.</w:t>
         <w:br/>
-        <w:t>Candidates Were Away</w:t>
+        <w:t xml:space="preserve">  Though Atlanta has added jobs in recent years, they pay less than the jobs the region lost after the technology boom of the late 1990s ended. The median household income was only 7.6 percent higher in 2005 than in 2000, according to the Census Bureau. That is about half the rate of inflation during that period, and it mirrors what has occurred nationally. </w:t>
         <w:br/>
-        <w:t xml:space="preserve"> "There are great demographic changes in Hawaii," said Senator Akaka's campaign manager, Kam Kuwata. "We cannot assume how the new voters will go. The A.J.A. has been the base of the Democratic vote. Both campaigns are figuring out how to get to those voters. The election comes down to a call to arms for Democrats."</w:t>
+        <w:t xml:space="preserve">  While wages have languished, average Atlanta families are shouldering more debt. As of March, residents had bigger credit card balances, mortgages and car loans relative to their income than average Americans, according to data compiled by Moody'sEconomy.com. And the equity that Atlanta residents have in their homes -- the value of their house minus what they owe -- has dropped 14 percent since peaking in late 2005.</w:t>
         <w:br/>
-        <w:t>For all the interest in the race, it has been run largely without either of the candidates. Stuck 6,000 miles away in Washington to fight the budget wars, both finally returned to the state last weekend and began barnstorming.</w:t>
+        <w:t xml:space="preserve">  By comparison, in California -- the state where mortgage lending was most aggressive, real estate prices climbed fastest and homeowners have the highest debt burdens  -- home equity values have dropped about 10 percent from their peak in 2005. </w:t>
         <w:br/>
-        <w:t>Issues aside, the race is so close that the outcome will probably turn on whether the Democratic grass-roots operation can turn out its vote, said Jack M. Seigle, a veteran political strategist who is helping Governor John Waihee 3d, a Democrat, in his re-election campaign.</w:t>
+        <w:t xml:space="preserve">  Georgia's foreclosure laws have also accelerated a process that can drag on for months in legal proceedings in other states. Lenders can declare a borrower in default and reclaim a house in as little as 60 days. </w:t>
         <w:br/>
-        <w:t>"Unlike other Republicans, she does cut into the Democratic establishment," said Mr. Seigle, who nonetheless gives the race to Mr. Akaka "by a whisker."</w:t>
+        <w:t xml:space="preserve">  ''Because of the foreclosure laws, it may be that people go from delinquency into foreclosure much more quickly in Georgia,'' said Mark Zandi, chief economist at Moody's Economy.com.</w:t>
         <w:br/>
-        <w:t xml:space="preserve"> </w:t>
+        <w:t xml:space="preserve">  That still would not explain why so many people fall behind on house payments in the first place. </w:t>
         <w:br/>
-        <w:t>Addressing Island Bombing</w:t>
+        <w:t xml:space="preserve">  At the end of March, 6 percent of all mortgages in Georgia were more than 30 days past due, the fourth-highest rate in the nation, according to the Mortgage Bankers Association. Mississippi, Louisiana and Michigan had more loans past due.</w:t>
         <w:br/>
-        <w:t xml:space="preserve"> Both candidates agree on most of the gut Hawaiian issues, like ending the military bombing of the tiny volcanic island of Kahoolawe, off Maui. For years now, the Marines and even the Japanese and Australian air forces have used the uninhabited tropical island for target practice, regularly shattering nerves in Maui, less than five miles across the choppy Alalakeiki Channel, and providing Hawaii politicians with a sure-fire issue.</w:t>
+        <w:t xml:space="preserve">  Rajeev Dhawan, an economics professor at Georgia State University, has started studying the characteristics of loans on homes that are in foreclosure. His preliminary analysis of data from April shows that nearly half were for adjustable rate mortgages and many were issued in the last two years. </w:t>
         <w:br/>
-        <w:t>Senator Akaka scored first about three weeks ago by writing into the military appropriations bill a measure that would return Kahoolawe to state control and establish a commission to oversee cleaning it up. The island and nearby waters are studded with unexploded bombs and missiles.</w:t>
+        <w:t xml:space="preserve">  ''Everybody thought if the home prices kept going up, the lenders will keep refinancing you,'' he said.</w:t>
         <w:br/>
-        <w:t>Soon after, Ms. Saiki got a quick boost from President Bush, who ordered an immediate halt to the bombing and promised to set up a commission to study the island's eventual fate.</w:t>
+        <w:t xml:space="preserve">  In recent years, industry groups and law enforcement agencies have also cited Atlanta for being home to some aggressive mortgage fraud schemes. It may have been an easier target because the prices of homes in the same neighborhood can vary greatly here, making it easier to inflate appraisals.</w:t>
         <w:br/>
-        <w:t>The female vote, meanwhile, is uncertain. In an unusual split, the national office of the National Organization for Women endorsed Ms. Saiki, but the local Hawaii chapter endorsed Mr. Akaka.</w:t>
+        <w:t xml:space="preserve">  Auctions for a dozen homes conducted one day in late June across the Atlanta area -- from gritty inner-city neighborhoods to the affluent suburb of Marietta -- provide a window into how the real estate slump is playing out here.</w:t>
         <w:br/>
-        <w:t>In her final television commercials and appearances, Ms. Saiki has tried to differentiate herself from Senator Akaka by stressing that she voted against the recent budget and tax legislation."My recent no vote on the tax bill has been a point of great interest among my constituents," she said in a telephone interview from her car while racing to Honolulu airport to catch a plane to Hilo Wednesday morning.</w:t>
+        <w:t xml:space="preserve">  The most prized property on offer that day was a stately four-bedroom brick home in Marietta that sits on a tree-covered lot measuring three-quarters of an acre. It fetched a high bid of $646,000, about $60,000 more than the last mortgage on the property. More than 200 people turned up at the auction, and the winning bidders were a young couple, Cameron and Jamie Clayton, who are expecting a second child this year.</w:t>
         <w:br/>
-        <w:t>"They feel very resentful about having their taxes increased," she said. "Our cost of living is 30 percent higher than the rest of the nation. People on fixed income feel the pinch." As the only Republican from Hawaii in Congress, she also stresses her "access" to the Republican Administration.</w:t>
+        <w:t xml:space="preserve">  ''I wouldn't say it is a steal,'' said Mr. Clayton, who is an executive at The Weather Channel. ''We paid the same price we would have paid on the market, maybe more.''</w:t>
         <w:br/>
-        <w:t xml:space="preserve"> </w:t>
+        <w:t xml:space="preserve">  But about 25 miles south, an auction for the three-bedroom home near Turner Field produced a starkly different result. Corey Neureuther, a 29-year-old accountant, was the winning bidder. He said it was his first real estate investment and he was surprised that others did not bid the price up at the auction, which drew about 30 people. Having recently moved to Atlanta from New York, he said he became interested in buying property after learning about foreclosures in the area.</w:t>
         <w:br/>
-        <w:t>Emphasizing Ties to Liberals</w:t>
+        <w:t xml:space="preserve">  ''I thought for sure it would sell for $200,000 plus,'' he said. Mr. Neureuther said he thought that he could make money by renting out the house.</w:t>
         <w:br/>
-        <w:t xml:space="preserve"> For his part, Senator Akaka has been stressing his ties to the liberal Democratic establishment and support for working-class values.By voting for the budget bill, Mr. Akaka says, he was doing his job, biting the bullet and making the hard decisions needed to cut the deficit by increasing the tax burden on wealthier people.</w:t>
+        <w:t xml:space="preserve">  Stephanie Calhoun, the former owner of the home, could not be reached for comment. Property records show she took out two loans to finance 100 percent of the purchase price. She borrowed the money from Ownit Mortgage Solutions, a California company that sought bankruptcy protection in December after many of its customers defaulted on their loans. Investors who bought bonds backed by Ownit loans will bear the loss on her home.</w:t>
         <w:br/>
-        <w:t>On campaign stops, he has criticized Ms. Saiki, saying she was putting off reckoning with that problem. Although Mr. Akaka could not be reached for comment, Mr. Kuwata, his campaign manager, said, "Saiki has not offered any program on how she would reduce the budget deficit."</w:t>
+        <w:t xml:space="preserve">  Dean Williams, the president of Williams &amp; Williams, the firm that conducted the auctions, saidresults of the sales in Atlanta and elsewhere in the country showed that real estate prices were inflated during the recent boom, especially in less affluent areas.</w:t>
         <w:br/>
-        <w:t>Ms. Saiki is strongest in urban Honolulu, and so is spending most of the remainder of the campaign touring the Neighbor Islands, the district Mr. Akaka used to represent in the House. Mr. Akaka is spending the bulk of his time in Hololulu, his weak spot.</w:t>
+        <w:t xml:space="preserve">  ''When you find out what the market price really is, it can be a joke,'' said Mr. Williams, whose family-owned firm is based in Tulsa, Okla.</w:t>
         <w:br/>
-        <w:t>The Republican had far more cash on hand, $379,000, compared with Mr. Akaka's $166,000, as of Oct. 21. So the question is whether that cash can overcome the traditional deep-rooted pull of the Democratic Party on the voters of Hawaii and put a Republican in the Senate.</w:t>
+        <w:t xml:space="preserve">  Economists say auctions are generally the most efficient way to determine prices. But only about 1 percent of residential real estate sold in the country last year by dollar value was auctioned.</w:t>
         <w:br/>
-        <w:t xml:space="preserve"> </w:t>
+        <w:t xml:space="preserve">  Most sellers still list homes and wait until they get an offer close to their asking price. At the end of March, 2.8 percent of all owner-occupied homes nationally were vacant and for sale, up from 1.8 percent at the start of 2005. That is the highest vacancy rate in the 51 years the Census Bureau has been tracking it. </w:t>
         <w:br/>
-        <w:t>THE 1990 CAMPAIGN</w:t>
+        <w:t xml:space="preserve">  But as more homes end up in the hands of banks and trustees for mortgage bonds -- who are typically looking to minimize losses  -- auctions may play a bigger role.</w:t>
         <w:br/>
-        <w:t xml:space="preserve"> </w:t>
+        <w:t xml:space="preserve">  Mark Rollins bought a house southwest of downtown Atlanta for $78,000 at one of the Williams &amp; Williams auctions. The property sold for $255,000 in summer  2004. Mr. Rollins, who is a Realtor, said he planned to live in the house for a couple of years, fix it up and resell it for $150,000 when the market recovered. </w:t>
         <w:br/>
-        <w:t>Hawaii</w:t>
-        <w:br/>
-        <w:t xml:space="preserve"> </w:t>
-        <w:br/>
-        <w:t>SENATE RACE</w:t>
-        <w:br/>
-        <w:t xml:space="preserve"> </w:t>
-        <w:br/>
-        <w:t>Democrate: Daniel K. Akaka, 56</w:t>
-        <w:br/>
-        <w:t>Republican: Patricia Saiki, 60</w:t>
-        <w:br/>
-        <w:t xml:space="preserve"> </w:t>
-        <w:br/>
-        <w:t>ANALYSIS</w:t>
-        <w:br/>
-        <w:t xml:space="preserve"> </w:t>
-        <w:br/>
-        <w:t>Republicans have a good chance to elect one of their own in heavily Democratic Hawaii. Ms. Saiki, a moderate Republican appealing to Caucasian newcomers and the Japanese-American population, is running neck and neck with Mr. Akaka, a long-time Congressman with ties to the traditional democratic and union political apparatus. Some see this as a battle between the old and the new Hawaii.</w:t>
-        <w:br/>
-        <w:t xml:space="preserve"> </w:t>
-        <w:br/>
-        <w:t>REGISTERED VOTERS</w:t>
-        <w:br/>
-        <w:t xml:space="preserve"> </w:t>
-        <w:br/>
-        <w:t>Total voters: 453,389 (Hawaii does not register by party).</w:t>
-        <w:br/>
-        <w:t xml:space="preserve"> </w:t>
-        <w:br/>
-        <w:t>LATEST POLL RESULTS</w:t>
-        <w:br/>
-        <w:t xml:space="preserve"> </w:t>
-        <w:br/>
-        <w:t>A survey of 1,200 voters taken for KGMB-TV News put Ms. Saiki ahead, 45 percent to 43 percent for Mr. Akaka. The margin of error was plus or minus three percentage points.</w:t>
-        <w:br/>
-        <w:t>Correction</w:t>
+        <w:t xml:space="preserve">  Why did the house sell for so much more in 2004? Mr. Rollins has a simple theory: ''The market was hot, the interest rates were low, and they were giving all kinds of deals to people.''</w:t>
         <w:br/>
         <w:br/>
-        <w:t>An article on Nov. 1 about the Senate campaign in Hawaii gave incomplete credit for a public opinion poll. The poll was sponsored by KGMB-TV and The Honolulu Star-Bulletin.</w:t>
-        <w:br/>
-        <w:t>Correction-Date: November 23, 1990, Thursday, Late Edition - Final</w:t>
+        <w:t>http://www.nytimes.com</w:t>
         <w:br/>
         <w:br/>
         <w:t>Graphic</w:t>
@@ -164,7 +124,7 @@
         <w:br/>
         <w:t xml:space="preserve"> </w:t>
         <w:br/>
-        <w:t>Photos: Representative Patricia Saiki, a Republican candidate for Senate in Hawaii, campaigning in Honolulu.; Senator Daniel K. Akaka, Democratic incumbent, speaking to supporters at his Honolulu campaign headquarters after a trip to Washington. (Photographs by Associated Press for The New York Times)</w:t>
+        <w:t>Photo: An auctioneer for William &amp; Williams sought bids last month for a distressed or foreclosed home in Stone Mountain, Ga., not far from Atlanta. (Photograph by Jessica McGowan for The New York Times)(pg. A15) Charts: ''A Slumping Market'' Home prices soared in Atlanta during the recent real estate boom, peaking in mid-2006. Now, defaults and foreclosures are increasing as homeowners contend with rising house payments. (Source: Case-Shiller indexes, Atlanta Regional Commission/Equity Depot)(pg. A15)  Chart shows a line graph and a bar graph</w:t>
       </w:r>
     </w:p>
     <w:sectPr>
